--- a/Semana05/Portafolio de evidencias (5,6,7).docx
+++ b/Semana05/Portafolio de evidencias (5,6,7).docx
@@ -979,13 +979,26 @@
       <w:r>
         <w:br w:type="page"/>
       </w:r>
+      <w:hyperlink r:id="rId9" w:history="1">
+        <w:r>
+          <w:rPr>
+            <w:rStyle w:val="Hipervnculo"/>
+          </w:rPr>
+          <w:t>https://docs.python.org/3/library/functions.html</w:t>
+        </w:r>
+      </w:hyperlink>
+      <w:r>
+        <w:t xml:space="preserve"> ver tod</w:t>
+      </w:r>
+      <w:r>
+        <w:t>os los codigos de python</w:t>
+      </w:r>
     </w:p>
     <w:p>
       <w:pPr>
         <w:pStyle w:val="Ttulo1"/>
       </w:pPr>
       <w:r>
-        <w:lastRenderedPageBreak/>
         <w:t xml:space="preserve">Semana </w:t>
       </w:r>
       <w:r>
@@ -1112,45 +1125,8 @@
               <w:jc w:val="left"/>
             </w:pPr>
             <w:r>
-              <w:t xml:space="preserve">Como construir un juego </w:t>
+              <w:t>Como construir un juego interativo en Python utilizando while True y el uso de librería como random usamos condiciones como if,ekif y else</w:t>
             </w:r>
-            <w:proofErr w:type="spellStart"/>
-            <w:r>
-              <w:t>interativo</w:t>
-            </w:r>
-            <w:proofErr w:type="spellEnd"/>
-            <w:r>
-              <w:t xml:space="preserve"> en Python utilizando </w:t>
-            </w:r>
-            <w:proofErr w:type="spellStart"/>
-            <w:r>
-              <w:t>while</w:t>
-            </w:r>
-            <w:proofErr w:type="spellEnd"/>
-            <w:r>
-              <w:t xml:space="preserve"> True y el uso de librería como </w:t>
-            </w:r>
-            <w:proofErr w:type="spellStart"/>
-            <w:r>
-              <w:t>random</w:t>
-            </w:r>
-            <w:proofErr w:type="spellEnd"/>
-            <w:r>
-              <w:t xml:space="preserve"> usamos condiciones como </w:t>
-            </w:r>
-            <w:proofErr w:type="spellStart"/>
-            <w:r>
-              <w:t>if,ekif</w:t>
-            </w:r>
-            <w:proofErr w:type="spellEnd"/>
-            <w:r>
-              <w:t xml:space="preserve"> y </w:t>
-            </w:r>
-            <w:proofErr w:type="spellStart"/>
-            <w:r>
-              <w:t>else</w:t>
-            </w:r>
-            <w:proofErr w:type="spellEnd"/>
           </w:p>
           <w:p>
             <w:pPr>
@@ -1214,15 +1190,7 @@
               <w:cnfStyle w:val="000000100000" w:firstRow="0" w:lastRow="0" w:firstColumn="0" w:lastColumn="0" w:oddVBand="0" w:evenVBand="0" w:oddHBand="1" w:evenHBand="0" w:firstRowFirstColumn="0" w:firstRowLastColumn="0" w:lastRowFirstColumn="0" w:lastRowLastColumn="0"/>
             </w:pPr>
             <w:r>
-              <w:t xml:space="preserve">Aprendí a usar break que es para detener ciclos repetitivos aprendí a calcular diferencias absolutas con </w:t>
-            </w:r>
-            <w:proofErr w:type="spellStart"/>
-            <w:r>
-              <w:t>abs</w:t>
-            </w:r>
-            <w:proofErr w:type="spellEnd"/>
-            <w:r>
-              <w:t xml:space="preserve">()  </w:t>
+              <w:t xml:space="preserve">Aprendí a usar break que es para detener ciclos repetitivos aprendí a calcular diferencias absolutas con abs()  </w:t>
             </w:r>
           </w:p>
         </w:tc>
@@ -1254,13 +1222,8 @@
     </w:p>
     <w:p/>
     <w:p>
-      <w:proofErr w:type="spellStart"/>
-      <w:r>
-        <w:t>Aca</w:t>
-      </w:r>
-      <w:proofErr w:type="spellEnd"/>
-      <w:r>
-        <w:t xml:space="preserve"> pueden aportar </w:t>
+      <w:r>
+        <w:t xml:space="preserve">Aca pueden aportar </w:t>
       </w:r>
       <w:r>
         <w:t>imágenes, tablas o cualquier material de la evidencia de su aprendizaje.</w:t>
@@ -1275,7 +1238,7 @@
       </w:r>
     </w:p>
     <w:p>
-      <w:hyperlink r:id="rId9" w:history="1">
+      <w:hyperlink r:id="rId10" w:history="1">
         <w:r>
           <w:rPr>
             <w:rStyle w:val="Hipervnculo"/>
@@ -1307,7 +1270,7 @@
                     <pic:cNvPicPr/>
                   </pic:nvPicPr>
                   <pic:blipFill>
-                    <a:blip r:embed="rId10"/>
+                    <a:blip r:embed="rId11"/>
                     <a:stretch>
                       <a:fillRect/>
                     </a:stretch>
@@ -1349,7 +1312,7 @@
                     <pic:cNvPicPr/>
                   </pic:nvPicPr>
                   <pic:blipFill>
-                    <a:blip r:embed="rId11"/>
+                    <a:blip r:embed="rId12"/>
                     <a:stretch>
                       <a:fillRect/>
                     </a:stretch>
@@ -1566,13 +1529,8 @@
     </w:p>
     <w:p/>
     <w:p>
-      <w:proofErr w:type="spellStart"/>
-      <w:r>
-        <w:t>Aca</w:t>
-      </w:r>
-      <w:proofErr w:type="spellEnd"/>
-      <w:r>
-        <w:t xml:space="preserve"> pueden aportar imágenes, tablas o cualquier material de la evidencia de su aprendizaje.</w:t>
+      <w:r>
+        <w:t>Aca pueden aportar imágenes, tablas o cualquier material de la evidencia de su aprendizaje.</w:t>
       </w:r>
     </w:p>
     <w:p>
@@ -1580,11 +1538,12 @@
         <w:t>O de la aplicación de alguno de los conceptos vistos en su vida profesional o personal.</w:t>
       </w:r>
     </w:p>
+    <w:p/>
     <w:p>
       <w:pPr>
         <w:sectPr>
-          <w:headerReference w:type="default" r:id="rId12"/>
-          <w:footerReference w:type="default" r:id="rId13"/>
+          <w:headerReference w:type="default" r:id="rId13"/>
+          <w:footerReference w:type="default" r:id="rId14"/>
           <w:pgSz w:w="12240" w:h="15840"/>
           <w:pgMar w:top="1417" w:right="1701" w:bottom="1417" w:left="1701" w:header="708" w:footer="708" w:gutter="0"/>
           <w:pgNumType w:start="0"/>
@@ -1593,6 +1552,43 @@
           <w:docGrid w:linePitch="360"/>
         </w:sectPr>
       </w:pPr>
+      <w:r>
+        <w:drawing>
+          <wp:inline distT="0" distB="0" distL="0" distR="0" wp14:anchorId="5D107904" wp14:editId="10B5529E">
+            <wp:extent cx="5612130" cy="2938780"/>
+            <wp:effectExtent l="0" t="0" r="7620" b="0"/>
+            <wp:docPr id="3" name="Imagen 3"/>
+            <wp:cNvGraphicFramePr>
+              <a:graphicFrameLocks xmlns:a="http://schemas.openxmlformats.org/drawingml/2006/main" noChangeAspect="1"/>
+            </wp:cNvGraphicFramePr>
+            <a:graphic xmlns:a="http://schemas.openxmlformats.org/drawingml/2006/main">
+              <a:graphicData uri="http://schemas.openxmlformats.org/drawingml/2006/picture">
+                <pic:pic xmlns:pic="http://schemas.openxmlformats.org/drawingml/2006/picture">
+                  <pic:nvPicPr>
+                    <pic:cNvPr id="1" name=""/>
+                    <pic:cNvPicPr/>
+                  </pic:nvPicPr>
+                  <pic:blipFill>
+                    <a:blip r:embed="rId15"/>
+                    <a:stretch>
+                      <a:fillRect/>
+                    </a:stretch>
+                  </pic:blipFill>
+                  <pic:spPr>
+                    <a:xfrm>
+                      <a:off x="0" y="0"/>
+                      <a:ext cx="5612130" cy="2938780"/>
+                    </a:xfrm>
+                    <a:prstGeom prst="rect">
+                      <a:avLst/>
+                    </a:prstGeom>
+                  </pic:spPr>
+                </pic:pic>
+              </a:graphicData>
+            </a:graphic>
+          </wp:inline>
+        </w:drawing>
+      </w:r>
     </w:p>
     <w:p>
       <w:pPr>
@@ -1787,13 +1783,8 @@
     </w:p>
     <w:p/>
     <w:p>
-      <w:proofErr w:type="spellStart"/>
-      <w:r>
-        <w:t>Aca</w:t>
-      </w:r>
-      <w:proofErr w:type="spellEnd"/>
-      <w:r>
-        <w:t xml:space="preserve"> pueden aportar imágenes, tablas o cualquier material de la evidencia de su aprendizaje.</w:t>
+      <w:r>
+        <w:t>Aca pueden aportar imágenes, tablas o cualquier material de la evidencia de su aprendizaje.</w:t>
       </w:r>
     </w:p>
     <w:p>
@@ -2004,13 +1995,8 @@
     </w:p>
     <w:p/>
     <w:p>
-      <w:proofErr w:type="spellStart"/>
-      <w:r>
-        <w:t>Aca</w:t>
-      </w:r>
-      <w:proofErr w:type="spellEnd"/>
-      <w:r>
-        <w:t xml:space="preserve"> pueden aportar imágenes, tablas o cualquier material de la evidencia de su aprendizaje.</w:t>
+      <w:r>
+        <w:t>Aca pueden aportar imágenes, tablas o cualquier material de la evidencia de su aprendizaje.</w:t>
       </w:r>
     </w:p>
     <w:p>
